--- a/FinsurgeENRIMS_BANK_DEMO_QA.docx
+++ b/FinsurgeENRIMS_BANK_DEMO_QA.docx
@@ -514,6 +514,800 @@
       </w:pPr>
       <w:r>
         <w:t>No core banking changes required: System reads from your DB; no modifications to tables</w:t>
+      </w:r>
+    </w:p>
+    <w:p>
+      <w:r>
+        <w:br w:type="page"/>
+      </w:r>
+    </w:p>
+    <w:p>
+      <w:pPr>
+        <w:pStyle w:val="Heading1"/>
+      </w:pPr>
+      <w:r>
+        <w:t>Technical Deep Dive: How Risk Scores Are Calculated</w:t>
+      </w:r>
+    </w:p>
+    <w:p>
+      <w:r>
+        <w:t>This section explains the mathematical model behind the system's risk scoring.</w:t>
+      </w:r>
+    </w:p>
+    <w:p>
+      <w:pPr>
+        <w:pStyle w:val="Heading2"/>
+      </w:pPr>
+      <w:r>
+        <w:t>Transaction Risk Score (0–100)</w:t>
+      </w:r>
+    </w:p>
+    <w:p>
+      <w:r>
+        <w:t>Calculated when a transaction is evaluated against detection rules:</w:t>
+      </w:r>
+    </w:p>
+    <w:tbl>
+      <w:tblPr>
+        <w:tblStyle w:val="LightGrid-Accent1"/>
+        <w:tblW w:type="auto" w:w="0"/>
+        <w:tblLook w:firstColumn="1" w:firstRow="1" w:lastColumn="0" w:lastRow="0" w:noHBand="0" w:noVBand="1" w:val="04A0"/>
+      </w:tblPr>
+      <w:tblGrid>
+        <w:gridCol w:w="4320"/>
+        <w:gridCol w:w="4320"/>
+      </w:tblGrid>
+      <w:tr>
+        <w:tc>
+          <w:tcPr>
+            <w:tcW w:type="dxa" w:w="4320"/>
+          </w:tcPr>
+          <w:p>
+            <w:r>
+              <w:t>Component</w:t>
+            </w:r>
+          </w:p>
+        </w:tc>
+        <w:tc>
+          <w:tcPr>
+            <w:tcW w:type="dxa" w:w="4320"/>
+          </w:tcPr>
+          <w:p>
+            <w:r>
+              <w:t>Contribution</w:t>
+            </w:r>
+          </w:p>
+        </w:tc>
+      </w:tr>
+      <w:tr>
+        <w:tc>
+          <w:tcPr>
+            <w:tcW w:type="dxa" w:w="4320"/>
+          </w:tcPr>
+          <w:p>
+            <w:r>
+              <w:t>Base Score</w:t>
+            </w:r>
+          </w:p>
+        </w:tc>
+        <w:tc>
+          <w:tcPr>
+            <w:tcW w:type="dxa" w:w="4320"/>
+          </w:tcPr>
+          <w:p>
+            <w:r>
+              <w:t>10 points (all transactions start here)</w:t>
+            </w:r>
+          </w:p>
+        </w:tc>
+      </w:tr>
+      <w:tr>
+        <w:tc>
+          <w:tcPr>
+            <w:tcW w:type="dxa" w:w="4320"/>
+          </w:tcPr>
+          <w:p>
+            <w:r>
+              <w:t>Rule Severity Score</w:t>
+            </w:r>
+          </w:p>
+        </w:tc>
+        <w:tc>
+          <w:tcPr>
+            <w:tcW w:type="dxa" w:w="4320"/>
+          </w:tcPr>
+          <w:p>
+            <w:r>
+              <w:t>Critical: +40 | High: +25 | Medium: +15 | Low: +5</w:t>
+            </w:r>
+          </w:p>
+        </w:tc>
+      </w:tr>
+      <w:tr>
+        <w:tc>
+          <w:tcPr>
+            <w:tcW w:type="dxa" w:w="4320"/>
+          </w:tcPr>
+          <w:p>
+            <w:r>
+              <w:t>Channel Risk</w:t>
+            </w:r>
+          </w:p>
+        </w:tc>
+        <w:tc>
+          <w:tcPr>
+            <w:tcW w:type="dxa" w:w="4320"/>
+          </w:tcPr>
+          <w:p>
+            <w:r>
+              <w:t>SWIFT: +10 | Branch/ATM: +5 | Internet/Mobile: +3 | POS: +2</w:t>
+            </w:r>
+          </w:p>
+        </w:tc>
+      </w:tr>
+      <w:tr>
+        <w:tc>
+          <w:tcPr>
+            <w:tcW w:type="dxa" w:w="4320"/>
+          </w:tcPr>
+          <w:p>
+            <w:r>
+              <w:t>Customer Category Bonus</w:t>
+            </w:r>
+          </w:p>
+        </w:tc>
+        <w:tc>
+          <w:tcPr>
+            <w:tcW w:type="dxa" w:w="4320"/>
+          </w:tcPr>
+          <w:p>
+            <w:r>
+              <w:t>very_high: +35 | high: +20 | medium: +10 | low: 0</w:t>
+            </w:r>
+          </w:p>
+        </w:tc>
+      </w:tr>
+      <w:tr>
+        <w:tc>
+          <w:tcPr>
+            <w:tcW w:type="dxa" w:w="4320"/>
+          </w:tcPr>
+          <w:p>
+            <w:r>
+              <w:t>Final Score</w:t>
+            </w:r>
+          </w:p>
+        </w:tc>
+        <w:tc>
+          <w:tcPr>
+            <w:tcW w:type="dxa" w:w="4320"/>
+          </w:tcPr>
+          <w:p>
+            <w:r>
+              <w:t>Sum of all factors, capped at 100</w:t>
+            </w:r>
+          </w:p>
+        </w:tc>
+      </w:tr>
+    </w:tbl>
+    <w:p>
+      <w:r>
+        <w:t>Example: Transaction from very_high risk customer, triggers high-severity rule, via SWIFT</w:t>
+      </w:r>
+    </w:p>
+    <w:p>
+      <w:pPr>
+        <w:pStyle w:val="ListBullet"/>
+      </w:pPr>
+      <w:r>
+        <w:t>Score = 10 + 25 + 10 + 35 = 80/100</w:t>
+      </w:r>
+    </w:p>
+    <w:p>
+      <w:pPr>
+        <w:pStyle w:val="Heading2"/>
+      </w:pPr>
+      <w:r>
+        <w:t>Customer Risk Score (0–100)</w:t>
+      </w:r>
+    </w:p>
+    <w:p>
+      <w:r>
+        <w:t>Updated dynamically whenever rules match a transaction. Previous score + adjustment (capped at 100).</w:t>
+      </w:r>
+    </w:p>
+    <w:tbl>
+      <w:tblPr>
+        <w:tblStyle w:val="LightGrid-Accent1"/>
+        <w:tblW w:type="auto" w:w="0"/>
+        <w:tblLook w:firstColumn="1" w:firstRow="1" w:lastColumn="0" w:lastRow="0" w:noHBand="0" w:noVBand="1" w:val="04A0"/>
+      </w:tblPr>
+      <w:tblGrid>
+        <w:gridCol w:w="4320"/>
+        <w:gridCol w:w="4320"/>
+      </w:tblGrid>
+      <w:tr>
+        <w:tc>
+          <w:tcPr>
+            <w:tcW w:type="dxa" w:w="4320"/>
+          </w:tcPr>
+          <w:p>
+            <w:r>
+              <w:t>Rule Severity</w:t>
+            </w:r>
+          </w:p>
+        </w:tc>
+        <w:tc>
+          <w:tcPr>
+            <w:tcW w:type="dxa" w:w="4320"/>
+          </w:tcPr>
+          <w:p>
+            <w:r>
+              <w:t>Risk Adjustment per Rule</w:t>
+            </w:r>
+          </w:p>
+        </w:tc>
+      </w:tr>
+      <w:tr>
+        <w:tc>
+          <w:tcPr>
+            <w:tcW w:type="dxa" w:w="4320"/>
+          </w:tcPr>
+          <w:p>
+            <w:r>
+              <w:t>Critical</w:t>
+            </w:r>
+          </w:p>
+        </w:tc>
+        <w:tc>
+          <w:tcPr>
+            <w:tcW w:type="dxa" w:w="4320"/>
+          </w:tcPr>
+          <w:p>
+            <w:r>
+              <w:t>+5 points</w:t>
+            </w:r>
+          </w:p>
+        </w:tc>
+      </w:tr>
+      <w:tr>
+        <w:tc>
+          <w:tcPr>
+            <w:tcW w:type="dxa" w:w="4320"/>
+          </w:tcPr>
+          <w:p>
+            <w:r>
+              <w:t>High</w:t>
+            </w:r>
+          </w:p>
+        </w:tc>
+        <w:tc>
+          <w:tcPr>
+            <w:tcW w:type="dxa" w:w="4320"/>
+          </w:tcPr>
+          <w:p>
+            <w:r>
+              <w:t>+3 points</w:t>
+            </w:r>
+          </w:p>
+        </w:tc>
+      </w:tr>
+      <w:tr>
+        <w:tc>
+          <w:tcPr>
+            <w:tcW w:type="dxa" w:w="4320"/>
+          </w:tcPr>
+          <w:p>
+            <w:r>
+              <w:t>Medium</w:t>
+            </w:r>
+          </w:p>
+        </w:tc>
+        <w:tc>
+          <w:tcPr>
+            <w:tcW w:type="dxa" w:w="4320"/>
+          </w:tcPr>
+          <w:p>
+            <w:r>
+              <w:t>+1.5 points</w:t>
+            </w:r>
+          </w:p>
+        </w:tc>
+      </w:tr>
+      <w:tr>
+        <w:tc>
+          <w:tcPr>
+            <w:tcW w:type="dxa" w:w="4320"/>
+          </w:tcPr>
+          <w:p>
+            <w:r>
+              <w:t>Low</w:t>
+            </w:r>
+          </w:p>
+        </w:tc>
+        <w:tc>
+          <w:tcPr>
+            <w:tcW w:type="dxa" w:w="4320"/>
+          </w:tcPr>
+          <w:p>
+            <w:r>
+              <w:t>+0.5 points</w:t>
+            </w:r>
+          </w:p>
+        </w:tc>
+      </w:tr>
+    </w:tbl>
+    <w:p>
+      <w:r>
+        <w:t>Example: Rajiv Saxena (current score 70) triggers critical rule twice</w:t>
+      </w:r>
+    </w:p>
+    <w:p>
+      <w:pPr>
+        <w:pStyle w:val="ListBullet"/>
+      </w:pPr>
+      <w:r>
+        <w:t>New Score = min(70 + 5 + 5, 100) = 80/100</w:t>
+      </w:r>
+    </w:p>
+    <w:p>
+      <w:pPr>
+        <w:pStyle w:val="Heading2"/>
+      </w:pPr>
+      <w:r>
+        <w:t>Risk Category Auto-Assignment</w:t>
+      </w:r>
+    </w:p>
+    <w:p>
+      <w:r>
+        <w:t>Categories assigned automatically based on customer risk score:</w:t>
+      </w:r>
+    </w:p>
+    <w:tbl>
+      <w:tblPr>
+        <w:tblStyle w:val="LightGrid-Accent1"/>
+        <w:tblW w:type="auto" w:w="0"/>
+        <w:tblLook w:firstColumn="1" w:firstRow="1" w:lastColumn="0" w:lastRow="0" w:noHBand="0" w:noVBand="1" w:val="04A0"/>
+      </w:tblPr>
+      <w:tblGrid>
+        <w:gridCol w:w="4320"/>
+        <w:gridCol w:w="4320"/>
+      </w:tblGrid>
+      <w:tr>
+        <w:tc>
+          <w:tcPr>
+            <w:tcW w:type="dxa" w:w="4320"/>
+          </w:tcPr>
+          <w:p>
+            <w:r>
+              <w:t>Score Range</w:t>
+            </w:r>
+          </w:p>
+        </w:tc>
+        <w:tc>
+          <w:tcPr>
+            <w:tcW w:type="dxa" w:w="4320"/>
+          </w:tcPr>
+          <w:p>
+            <w:r>
+              <w:t>Category</w:t>
+            </w:r>
+          </w:p>
+        </w:tc>
+      </w:tr>
+      <w:tr>
+        <w:tc>
+          <w:tcPr>
+            <w:tcW w:type="dxa" w:w="4320"/>
+          </w:tcPr>
+          <w:p>
+            <w:r>
+              <w:t>75 – 100</w:t>
+            </w:r>
+          </w:p>
+        </w:tc>
+        <w:tc>
+          <w:tcPr>
+            <w:tcW w:type="dxa" w:w="4320"/>
+          </w:tcPr>
+          <w:p>
+            <w:r>
+              <w:t>very_high 🔴 (Highest monitoring)</w:t>
+            </w:r>
+          </w:p>
+        </w:tc>
+      </w:tr>
+      <w:tr>
+        <w:tc>
+          <w:tcPr>
+            <w:tcW w:type="dxa" w:w="4320"/>
+          </w:tcPr>
+          <w:p>
+            <w:r>
+              <w:t>50 – 74</w:t>
+            </w:r>
+          </w:p>
+        </w:tc>
+        <w:tc>
+          <w:tcPr>
+            <w:tcW w:type="dxa" w:w="4320"/>
+          </w:tcPr>
+          <w:p>
+            <w:r>
+              <w:t>high 🟠 (Enhanced rules)</w:t>
+            </w:r>
+          </w:p>
+        </w:tc>
+      </w:tr>
+      <w:tr>
+        <w:tc>
+          <w:tcPr>
+            <w:tcW w:type="dxa" w:w="4320"/>
+          </w:tcPr>
+          <w:p>
+            <w:r>
+              <w:t>25 – 49</w:t>
+            </w:r>
+          </w:p>
+        </w:tc>
+        <w:tc>
+          <w:tcPr>
+            <w:tcW w:type="dxa" w:w="4320"/>
+          </w:tcPr>
+          <w:p>
+            <w:r>
+              <w:t>medium 🟡 (Standard rules)</w:t>
+            </w:r>
+          </w:p>
+        </w:tc>
+      </w:tr>
+      <w:tr>
+        <w:tc>
+          <w:tcPr>
+            <w:tcW w:type="dxa" w:w="4320"/>
+          </w:tcPr>
+          <w:p>
+            <w:r>
+              <w:t>0 – 24</w:t>
+            </w:r>
+          </w:p>
+        </w:tc>
+        <w:tc>
+          <w:tcPr>
+            <w:tcW w:type="dxa" w:w="4320"/>
+          </w:tcPr>
+          <w:p>
+            <w:r>
+              <w:t>low 🟢 (Minimal monitoring)</w:t>
+            </w:r>
+          </w:p>
+        </w:tc>
+      </w:tr>
+    </w:tbl>
+    <w:p>
+      <w:pPr>
+        <w:pStyle w:val="ListBullet"/>
+      </w:pPr>
+      <w:r>
+        <w:t>Key Insight: Customers with higher risk scores trigger stricter rules automatically, reducing false positives.</w:t>
+      </w:r>
+    </w:p>
+    <w:p>
+      <w:pPr>
+        <w:pStyle w:val="Heading2"/>
+      </w:pPr>
+      <w:r>
+        <w:t>Risk Appetite Metrics — CRO Dashboard</w:t>
+      </w:r>
+    </w:p>
+    <w:p>
+      <w:r>
+        <w:t>The system monitors 5 portfolio-level metrics against CRO-defined thresholds. Status auto-updates in real-time:</w:t>
+      </w:r>
+    </w:p>
+    <w:tbl>
+      <w:tblPr>
+        <w:tblStyle w:val="LightGrid-Accent1"/>
+        <w:tblW w:type="auto" w:w="0"/>
+        <w:tblLook w:firstColumn="1" w:firstRow="1" w:lastColumn="0" w:lastRow="0" w:noHBand="0" w:noVBand="1" w:val="04A0"/>
+      </w:tblPr>
+      <w:tblGrid>
+        <w:gridCol w:w="2160"/>
+        <w:gridCol w:w="2160"/>
+        <w:gridCol w:w="2160"/>
+        <w:gridCol w:w="2160"/>
+      </w:tblGrid>
+      <w:tr>
+        <w:tc>
+          <w:tcPr>
+            <w:tcW w:type="dxa" w:w="2160"/>
+          </w:tcPr>
+          <w:p>
+            <w:r>
+              <w:t>Metric</w:t>
+            </w:r>
+          </w:p>
+        </w:tc>
+        <w:tc>
+          <w:tcPr>
+            <w:tcW w:type="dxa" w:w="2160"/>
+          </w:tcPr>
+          <w:p>
+            <w:r>
+              <w:t>Calculation</w:t>
+            </w:r>
+          </w:p>
+        </w:tc>
+        <w:tc>
+          <w:tcPr>
+            <w:tcW w:type="dxa" w:w="2160"/>
+          </w:tcPr>
+          <w:p>
+            <w:r>
+              <w:t>Limit</w:t>
+            </w:r>
+          </w:p>
+        </w:tc>
+        <w:tc>
+          <w:tcPr>
+            <w:tcW w:type="dxa" w:w="2160"/>
+          </w:tcPr>
+          <w:p>
+            <w:r>
+              <w:t>Warning</w:t>
+            </w:r>
+          </w:p>
+        </w:tc>
+      </w:tr>
+      <w:tr>
+        <w:tc>
+          <w:tcPr>
+            <w:tcW w:type="dxa" w:w="2160"/>
+          </w:tcPr>
+          <w:p>
+            <w:r>
+              <w:t>High-Risk Customer Exposure</w:t>
+            </w:r>
+          </w:p>
+        </w:tc>
+        <w:tc>
+          <w:tcPr>
+            <w:tcW w:type="dxa" w:w="2160"/>
+          </w:tcPr>
+          <w:p>
+            <w:r>
+              <w:t>(very_high customers / total) × 100%</w:t>
+            </w:r>
+          </w:p>
+        </w:tc>
+        <w:tc>
+          <w:tcPr>
+            <w:tcW w:type="dxa" w:w="2160"/>
+          </w:tcPr>
+          <w:p>
+            <w:r>
+              <w:t>15%</w:t>
+            </w:r>
+          </w:p>
+        </w:tc>
+        <w:tc>
+          <w:tcPr>
+            <w:tcW w:type="dxa" w:w="2160"/>
+          </w:tcPr>
+          <w:p>
+            <w:r>
+              <w:t>12%</w:t>
+            </w:r>
+          </w:p>
+        </w:tc>
+      </w:tr>
+      <w:tr>
+        <w:tc>
+          <w:tcPr>
+            <w:tcW w:type="dxa" w:w="2160"/>
+          </w:tcPr>
+          <w:p>
+            <w:r>
+              <w:t>Portfolio Average Risk Score</w:t>
+            </w:r>
+          </w:p>
+        </w:tc>
+        <w:tc>
+          <w:tcPr>
+            <w:tcW w:type="dxa" w:w="2160"/>
+          </w:tcPr>
+          <w:p>
+            <w:r>
+              <w:t>Average of all risk_scores (0–100)</w:t>
+            </w:r>
+          </w:p>
+        </w:tc>
+        <w:tc>
+          <w:tcPr>
+            <w:tcW w:type="dxa" w:w="2160"/>
+          </w:tcPr>
+          <w:p>
+            <w:r>
+              <w:t>45</w:t>
+            </w:r>
+          </w:p>
+        </w:tc>
+        <w:tc>
+          <w:tcPr>
+            <w:tcW w:type="dxa" w:w="2160"/>
+          </w:tcPr>
+          <w:p>
+            <w:r>
+              <w:t>35</w:t>
+            </w:r>
+          </w:p>
+        </w:tc>
+      </w:tr>
+      <w:tr>
+        <w:tc>
+          <w:tcPr>
+            <w:tcW w:type="dxa" w:w="2160"/>
+          </w:tcPr>
+          <w:p>
+            <w:r>
+              <w:t>PEP Exposure</w:t>
+            </w:r>
+          </w:p>
+        </w:tc>
+        <w:tc>
+          <w:tcPr>
+            <w:tcW w:type="dxa" w:w="2160"/>
+          </w:tcPr>
+          <w:p>
+            <w:r>
+              <w:t>(PEP customers / total) × 100%</w:t>
+            </w:r>
+          </w:p>
+        </w:tc>
+        <w:tc>
+          <w:tcPr>
+            <w:tcW w:type="dxa" w:w="2160"/>
+          </w:tcPr>
+          <w:p>
+            <w:r>
+              <w:t>5%</w:t>
+            </w:r>
+          </w:p>
+        </w:tc>
+        <w:tc>
+          <w:tcPr>
+            <w:tcW w:type="dxa" w:w="2160"/>
+          </w:tcPr>
+          <w:p>
+            <w:r>
+              <w:t>3%</w:t>
+            </w:r>
+          </w:p>
+        </w:tc>
+      </w:tr>
+      <w:tr>
+        <w:tc>
+          <w:tcPr>
+            <w:tcW w:type="dxa" w:w="2160"/>
+          </w:tcPr>
+          <w:p>
+            <w:r>
+              <w:t>SLA Compliance Rate</w:t>
+            </w:r>
+          </w:p>
+        </w:tc>
+        <w:tc>
+          <w:tcPr>
+            <w:tcW w:type="dxa" w:w="2160"/>
+          </w:tcPr>
+          <w:p>
+            <w:r>
+              <w:t>(on-time alerts / total) × 100%</w:t>
+            </w:r>
+          </w:p>
+        </w:tc>
+        <w:tc>
+          <w:tcPr>
+            <w:tcW w:type="dxa" w:w="2160"/>
+          </w:tcPr>
+          <w:p>
+            <w:r>
+              <w:t>85%</w:t>
+            </w:r>
+          </w:p>
+        </w:tc>
+        <w:tc>
+          <w:tcPr>
+            <w:tcW w:type="dxa" w:w="2160"/>
+          </w:tcPr>
+          <w:p>
+            <w:r>
+              <w:t>90%</w:t>
+            </w:r>
+          </w:p>
+        </w:tc>
+      </w:tr>
+      <w:tr>
+        <w:tc>
+          <w:tcPr>
+            <w:tcW w:type="dxa" w:w="2160"/>
+          </w:tcPr>
+          <w:p>
+            <w:r>
+              <w:t>Flagged Transaction Volume (30d)</w:t>
+            </w:r>
+          </w:p>
+        </w:tc>
+        <w:tc>
+          <w:tcPr>
+            <w:tcW w:type="dxa" w:w="2160"/>
+          </w:tcPr>
+          <w:p>
+            <w:r>
+              <w:t>(flagged amount / total) × 100%</w:t>
+            </w:r>
+          </w:p>
+        </w:tc>
+        <w:tc>
+          <w:tcPr>
+            <w:tcW w:type="dxa" w:w="2160"/>
+          </w:tcPr>
+          <w:p>
+            <w:r>
+              <w:t>2%</w:t>
+            </w:r>
+          </w:p>
+        </w:tc>
+        <w:tc>
+          <w:tcPr>
+            <w:tcW w:type="dxa" w:w="2160"/>
+          </w:tcPr>
+          <w:p>
+            <w:r>
+              <w:t>1.5%</w:t>
+            </w:r>
+          </w:p>
+        </w:tc>
+      </w:tr>
+    </w:tbl>
+    <w:p>
+      <w:pPr>
+        <w:pStyle w:val="Heading3"/>
+      </w:pPr>
+      <w:r>
+        <w:t>Status Indicators</w:t>
+      </w:r>
+    </w:p>
+    <w:p>
+      <w:pPr>
+        <w:pStyle w:val="ListBullet"/>
+      </w:pPr>
+      <w:r>
+        <w:t>🟢 OK — Within warning threshold</w:t>
+      </w:r>
+    </w:p>
+    <w:p>
+      <w:pPr>
+        <w:pStyle w:val="ListBullet"/>
+      </w:pPr>
+      <w:r>
+        <w:t>🟡 WARNING — Between warning and limit</w:t>
+      </w:r>
+    </w:p>
+    <w:p>
+      <w:pPr>
+        <w:pStyle w:val="ListBullet"/>
+      </w:pPr>
+      <w:r>
+        <w:t>🔴 BREACH — Exceeds limit threshold</w:t>
+      </w:r>
+    </w:p>
+    <w:p>
+      <w:pPr>
+        <w:pStyle w:val="ListBullet"/>
+      </w:pPr>
+      <w:r>
+        <w:t>CRO can adjust all thresholds on-the-fly via dashboard without code changes or system restart.</w:t>
       </w:r>
     </w:p>
     <w:p>
